--- a/projects/valuepickr-open-screen/docs/Kiri Industries.docx
+++ b/projects/valuepickr-open-screen/docs/Kiri Industries.docx
@@ -259,6 +259,624 @@
         <w:spacing w:after="120" w:before="280"/>
       </w:pPr>
       <w:r>
+        <w:t xml:space="preserve">Guidance &amp; Expectation Gap</w:t>
+      </w:r>
+    </w:p>
+    <w:p>
+      <w:pPr>
+        <w:spacing w:after="120"/>
+      </w:pPr>
+      <w:r>
+        <w:rPr>
+          <w:i/>
+          <w:iCs/>
+          <w:color w:val="666666"/>
+          <w:sz w:val="18"/>
+          <w:szCs w:val="18"/>
+        </w:rPr>
+        <w:t xml:space="preserve">Management guidance decoded into commitments, graded on the expectation → action → operational → commercial → financial ladder, then compared to what the current price appears to assume. Method: playbook/guidance-and-expectation-gap.md.</w:t>
+      </w:r>
+    </w:p>
+    <w:p>
+      <w:pPr>
+        <w:spacing w:after="120"/>
+      </w:pPr>
+      <w:r>
+        <w:rPr>
+          <w:b/>
+          <w:bCs/>
+          <w:sz w:val="20"/>
+          <w:szCs w:val="20"/>
+        </w:rPr>
+        <w:t xml:space="preserve">Market expectation vs. our path:</w:t>
+      </w:r>
+    </w:p>
+    <w:tbl>
+      <w:tblPr>
+        <w:tblW w:type="dxa" w:w="9000"/>
+        <w:tblBorders>
+          <w:top w:val="single" w:color="auto" w:sz="4"/>
+          <w:left w:val="single" w:color="auto" w:sz="4"/>
+          <w:bottom w:val="single" w:color="auto" w:sz="4"/>
+          <w:right w:val="single" w:color="auto" w:sz="4"/>
+          <w:insideH w:val="single" w:color="auto" w:sz="4"/>
+          <w:insideV w:val="single" w:color="auto" w:sz="4"/>
+        </w:tblBorders>
+      </w:tblPr>
+      <w:tblGrid>
+        <w:gridCol w:w="3200"/>
+        <w:gridCol w:w="5800"/>
+      </w:tblGrid>
+      <w:tr>
+        <w:tc>
+          <w:tcPr>
+            <w:tcW w:type="dxa" w:w="3200"/>
+            <w:shd w:fill="F2F2F2" w:val="clear"/>
+          </w:tcPr>
+          <w:p>
+            <w:r>
+              <w:rPr>
+                <w:b/>
+                <w:bCs/>
+              </w:rPr>
+              <w:t xml:space="preserve">As of</w:t>
+            </w:r>
+          </w:p>
+        </w:tc>
+        <w:tc>
+          <w:tcPr>
+            <w:tcW w:type="dxa" w:w="5800"/>
+          </w:tcPr>
+          <w:p>
+            <w:r>
+              <w:t xml:space="preserve">2026-09-09</w:t>
+            </w:r>
+          </w:p>
+        </w:tc>
+      </w:tr>
+      <w:tr>
+        <w:tc>
+          <w:tcPr>
+            <w:tcW w:type="dxa" w:w="3200"/>
+            <w:shd w:fill="F2F2F2" w:val="clear"/>
+          </w:tcPr>
+          <w:p>
+            <w:r>
+              <w:rPr>
+                <w:b/>
+                <w:bCs/>
+              </w:rPr>
+              <w:t xml:space="preserve">Price / multiple</w:t>
+            </w:r>
+          </w:p>
+        </w:tc>
+        <w:tc>
+          <w:tcPr>
+            <w:tcW w:type="dxa" w:w="5800"/>
+          </w:tcPr>
+          <w:p>
+            <w:r>
+              <w:t xml:space="preserve">Rs 551 · 4.47x P/E</w:t>
+            </w:r>
+          </w:p>
+        </w:tc>
+      </w:tr>
+      <w:tr>
+        <w:tc>
+          <w:tcPr>
+            <w:tcW w:type="dxa" w:w="3200"/>
+            <w:shd w:fill="F2F2F2" w:val="clear"/>
+          </w:tcPr>
+          <w:p>
+            <w:r>
+              <w:rPr>
+                <w:b/>
+                <w:bCs/>
+              </w:rPr>
+              <w:t xml:space="preserve">Right valuation lens</w:t>
+            </w:r>
+          </w:p>
+        </w:tc>
+        <w:tc>
+          <w:tcPr>
+            <w:tcW w:type="dxa" w:w="5800"/>
+          </w:tcPr>
+          <w:p>
+            <w:r>
+              <w:t xml:space="preserve">P/B</w:t>
+            </w:r>
+          </w:p>
+        </w:tc>
+      </w:tr>
+      <w:tr>
+        <w:tc>
+          <w:tcPr>
+            <w:tcW w:type="dxa" w:w="3200"/>
+            <w:shd w:fill="F2F2F2" w:val="clear"/>
+          </w:tcPr>
+          <w:p>
+            <w:r>
+              <w:rPr>
+                <w:b/>
+                <w:bCs/>
+              </w:rPr>
+              <w:t xml:space="preserve">Price implies</w:t>
+            </w:r>
+          </w:p>
+        </w:tc>
+        <w:tc>
+          <w:tcPr>
+            <w:tcW w:type="dxa" w:w="5800"/>
+          </w:tcPr>
+          <w:p>
+            <w:r>
+              <w:t xml:space="preserve">~0.5x book prices the market's disbelief that the core dyes/intermediates business can earn an adequate return; the ~4.5x P/E is optically cheap only because FY26 earnings include a large one-off DyStar/Senda arbitration gain (~Rs 6,000 Cr other income) -- on operations the business is loss-making (ROCE ~ -2%)</w:t>
+            </w:r>
+          </w:p>
+        </w:tc>
+      </w:tr>
+      <w:tr>
+        <w:tc>
+          <w:tcPr>
+            <w:tcW w:type="dxa" w:w="3200"/>
+            <w:shd w:fill="F2F2F2" w:val="clear"/>
+          </w:tcPr>
+          <w:p>
+            <w:r>
+              <w:rPr>
+                <w:b/>
+                <w:bCs/>
+              </w:rPr>
+              <w:t xml:space="preserve">Our FY27</w:t>
+            </w:r>
+          </w:p>
+        </w:tc>
+        <w:tc>
+          <w:tcPr>
+            <w:tcW w:type="dxa" w:w="5800"/>
+          </w:tcPr>
+          <w:p>
+            <w:r>
+              <w:t xml:space="preserve">operating revenue +10-15% on the cited demand recovery; operating margins still thin; the swing factor is whether the arbitration cash is deployed into a genuine capacity/turnaround or leaks away</w:t>
+            </w:r>
+          </w:p>
+        </w:tc>
+      </w:tr>
+      <w:tr>
+        <w:tc>
+          <w:tcPr>
+            <w:tcW w:type="dxa" w:w="3200"/>
+            <w:shd w:fill="F2F2F2" w:val="clear"/>
+          </w:tcPr>
+          <w:p>
+            <w:r>
+              <w:rPr>
+                <w:b/>
+                <w:bCs/>
+              </w:rPr>
+              <w:t xml:space="preserve">Our FY28</w:t>
+            </w:r>
+          </w:p>
+        </w:tc>
+        <w:tc>
+          <w:tcPr>
+            <w:tcW w:type="dxa" w:w="5800"/>
+          </w:tcPr>
+          <w:p>
+            <w:r>
+              <w:t xml:space="preserve">unquantified -- depends entirely on execution of the debt-funded turnaround, for which financial closure was not yet achieved as of the latest VP thread post</w:t>
+            </w:r>
+          </w:p>
+        </w:tc>
+      </w:tr>
+      <w:tr>
+        <w:tc>
+          <w:tcPr>
+            <w:tcW w:type="dxa" w:w="3200"/>
+            <w:shd w:fill="F2F2F2" w:val="clear"/>
+          </w:tcPr>
+          <w:p>
+            <w:r>
+              <w:rPr>
+                <w:b/>
+                <w:bCs/>
+              </w:rPr>
+              <w:t xml:space="preserve">Gap direction</w:t>
+            </w:r>
+          </w:p>
+        </w:tc>
+        <w:tc>
+          <w:tcPr>
+            <w:tcW w:type="dxa" w:w="5800"/>
+          </w:tcPr>
+          <w:p>
+            <w:r>
+              <w:t xml:space="preserve">partially-priced</w:t>
+            </w:r>
+          </w:p>
+        </w:tc>
+      </w:tr>
+      <w:tr>
+        <w:tc>
+          <w:tcPr>
+            <w:tcW w:type="dxa" w:w="3200"/>
+            <w:shd w:fill="F2F2F2" w:val="clear"/>
+          </w:tcPr>
+          <w:p>
+            <w:r>
+              <w:rPr>
+                <w:b/>
+                <w:bCs/>
+              </w:rPr>
+              <w:t xml:space="preserve">Gap type</w:t>
+            </w:r>
+          </w:p>
+        </w:tc>
+        <w:tc>
+          <w:tcPr>
+            <w:tcW w:type="dxa" w:w="5800"/>
+          </w:tcPr>
+          <w:p>
+            <w:r>
+              <w:t xml:space="preserve">timing</w:t>
+            </w:r>
+          </w:p>
+        </w:tc>
+      </w:tr>
+      <w:tr>
+        <w:tc>
+          <w:tcPr>
+            <w:tcW w:type="dxa" w:w="3200"/>
+            <w:shd w:fill="F2F2F2" w:val="clear"/>
+          </w:tcPr>
+          <w:p>
+            <w:r>
+              <w:rPr>
+                <w:b/>
+                <w:bCs/>
+              </w:rPr>
+              <w:t xml:space="preserve">Gap magnitude</w:t>
+            </w:r>
+          </w:p>
+        </w:tc>
+        <w:tc>
+          <w:tcPr>
+            <w:tcW w:type="dxa" w:w="5800"/>
+          </w:tcPr>
+          <w:p>
+            <w:r>
+              <w:t xml:space="preserve">not estimable</w:t>
+            </w:r>
+          </w:p>
+        </w:tc>
+      </w:tr>
+      <w:tr>
+        <w:tc>
+          <w:tcPr>
+            <w:tcW w:type="dxa" w:w="3200"/>
+            <w:shd w:fill="F2F2F2" w:val="clear"/>
+          </w:tcPr>
+          <w:p>
+            <w:r>
+              <w:rPr>
+                <w:b/>
+                <w:bCs/>
+              </w:rPr>
+              <w:t xml:space="preserve">Gap basis</w:t>
+            </w:r>
+          </w:p>
+        </w:tc>
+        <w:tc>
+          <w:tcPr>
+            <w:tcW w:type="dxa" w:w="5800"/>
+          </w:tcPr>
+          <w:p>
+            <w:r>
+              <w:t xml:space="preserve">0.5x book looks like deep value and the balance sheet is now cash-rich post-arbitration, but the operating business still has negative ROCE, negative 5-yr sales CAGR, and a community-flagged promoter over-promising pattern on the pending turnaround funding -- the discount is warranted until operations inflect</w:t>
+            </w:r>
+          </w:p>
+        </w:tc>
+      </w:tr>
+      <w:tr>
+        <w:tc>
+          <w:tcPr>
+            <w:tcW w:type="dxa" w:w="3200"/>
+            <w:shd w:fill="F2F2F2" w:val="clear"/>
+          </w:tcPr>
+          <w:p>
+            <w:r>
+              <w:rPr>
+                <w:b/>
+                <w:bCs/>
+              </w:rPr>
+              <w:t xml:space="preserve">Evidence quality</w:t>
+            </w:r>
+          </w:p>
+        </w:tc>
+        <w:tc>
+          <w:tcPr>
+            <w:tcW w:type="dxa" w:w="5800"/>
+          </w:tcPr>
+          <w:p>
+            <w:r>
+              <w:t xml:space="preserve">weak</w:t>
+            </w:r>
+          </w:p>
+        </w:tc>
+      </w:tr>
+    </w:tbl>
+    <w:p>
+      <w:pPr>
+        <w:spacing w:after="120"/>
+      </w:pPr>
+      <w:r>
+        <w:rPr>
+          <w:i/>
+          <w:iCs/>
+          <w:color w:val="666666"/>
+          <w:sz w:val="16"/>
+          <w:szCs w:val="16"/>
+        </w:rPr>
+        <w:t xml:space="preserve">no broker consensus; implied path is a reverse-P/E estimate + screener.in forward figures + VP thread view</w:t>
+      </w:r>
+    </w:p>
+    <w:p>
+      <w:pPr>
+        <w:pStyle w:val="Heading1"/>
+        <w:spacing w:after="120" w:before="280"/>
+      </w:pPr>
+      <w:r>
+        <w:t xml:space="preserve">Ishmohit-Lens Checks (value chain · earnings quality · growth trajectory · management · quality metrics · track record · global-signal check)</w:t>
+      </w:r>
+    </w:p>
+    <w:p>
+      <w:pPr>
+        <w:spacing w:after="120"/>
+      </w:pPr>
+      <w:r>
+        <w:rPr>
+          <w:i/>
+          <w:iCs/>
+          <w:color w:val="666666"/>
+          <w:sz w:val="18"/>
+          <w:szCs w:val="18"/>
+        </w:rPr>
+        <w:t xml:space="preserve">Extra checks drawn from @ishmohit1 / SOIC methodology (playbook/ishmohit-soic-style.md): where the company sits in its value chain and what the supply side is doing, whether a margin/PAT inflection is structural or a cyclical peak, the rate-of-change of growth vs. what the multiple demands, and management quality as a positive attribute.</w:t>
+      </w:r>
+    </w:p>
+    <w:p>
+      <w:pPr>
+        <w:spacing w:after="120"/>
+      </w:pPr>
+      <w:r>
+        <w:rPr>
+          <w:b/>
+          <w:bCs/>
+          <w:sz w:val="20"/>
+          <w:szCs w:val="20"/>
+        </w:rPr>
+        <w:t xml:space="preserve">Quality metrics (ROCE · debt · FCF · margin · capex):</w:t>
+      </w:r>
+    </w:p>
+    <w:tbl>
+      <w:tblPr>
+        <w:tblW w:type="dxa" w:w="9000"/>
+        <w:tblBorders>
+          <w:top w:val="single" w:color="auto" w:sz="4"/>
+          <w:left w:val="single" w:color="auto" w:sz="4"/>
+          <w:bottom w:val="single" w:color="auto" w:sz="4"/>
+          <w:right w:val="single" w:color="auto" w:sz="4"/>
+          <w:insideH w:val="single" w:color="auto" w:sz="4"/>
+          <w:insideV w:val="single" w:color="auto" w:sz="4"/>
+        </w:tblBorders>
+      </w:tblPr>
+      <w:tblGrid>
+        <w:gridCol w:w="3200"/>
+        <w:gridCol w:w="5800"/>
+      </w:tblGrid>
+      <w:tr>
+        <w:tc>
+          <w:tcPr>
+            <w:tcW w:type="dxa" w:w="3200"/>
+            <w:shd w:fill="F2F2F2" w:val="clear"/>
+          </w:tcPr>
+          <w:p>
+            <w:r>
+              <w:rPr>
+                <w:b/>
+                <w:bCs/>
+              </w:rPr>
+              <w:t xml:space="preserve">Assessment</w:t>
+            </w:r>
+          </w:p>
+        </w:tc>
+        <w:tc>
+          <w:tcPr>
+            <w:tcW w:type="dxa" w:w="5800"/>
+          </w:tcPr>
+          <w:p>
+            <w:r>
+              <w:t xml:space="preserve">concern</w:t>
+            </w:r>
+          </w:p>
+        </w:tc>
+      </w:tr>
+      <w:tr>
+        <w:tc>
+          <w:tcPr>
+            <w:tcW w:type="dxa" w:w="3200"/>
+            <w:shd w:fill="F2F2F2" w:val="clear"/>
+          </w:tcPr>
+          <w:p>
+            <w:r>
+              <w:rPr>
+                <w:b/>
+                <w:bCs/>
+              </w:rPr>
+              <w:t xml:space="preserve">ROCE</w:t>
+            </w:r>
+          </w:p>
+        </w:tc>
+        <w:tc>
+          <w:tcPr>
+            <w:tcW w:type="dxa" w:w="5800"/>
+          </w:tcPr>
+          <w:p>
+            <w:r>
+              <w:t xml:space="preserve">-2% (declining)</w:t>
+            </w:r>
+          </w:p>
+        </w:tc>
+      </w:tr>
+      <w:tr>
+        <w:tc>
+          <w:tcPr>
+            <w:tcW w:type="dxa" w:w="3200"/>
+            <w:shd w:fill="F2F2F2" w:val="clear"/>
+          </w:tcPr>
+          <w:p>
+            <w:r>
+              <w:rPr>
+                <w:b/>
+                <w:bCs/>
+              </w:rPr>
+              <w:t xml:space="preserve">Leverage</w:t>
+            </w:r>
+          </w:p>
+        </w:tc>
+        <w:tc>
+          <w:tcPr>
+            <w:tcW w:type="dxa" w:w="5800"/>
+          </w:tcPr>
+          <w:p>
+            <w:r>
+              <w:t xml:space="preserve">Net debt/EBITDA -1.5x</w:t>
+            </w:r>
+          </w:p>
+        </w:tc>
+      </w:tr>
+      <w:tr>
+        <w:tc>
+          <w:tcPr>
+            <w:tcW w:type="dxa" w:w="3200"/>
+            <w:shd w:fill="F2F2F2" w:val="clear"/>
+          </w:tcPr>
+          <w:p>
+            <w:r>
+              <w:rPr>
+                <w:b/>
+                <w:bCs/>
+              </w:rPr>
+              <w:t xml:space="preserve">FCF conversion</w:t>
+            </w:r>
+          </w:p>
+        </w:tc>
+        <w:tc>
+          <w:tcPr>
+            <w:tcW w:type="dxa" w:w="5800"/>
+          </w:tcPr>
+          <w:p>
+            <w:r>
+              <w:t xml:space="preserve">-100%</w:t>
+            </w:r>
+          </w:p>
+        </w:tc>
+      </w:tr>
+      <w:tr>
+        <w:tc>
+          <w:tcPr>
+            <w:tcW w:type="dxa" w:w="3200"/>
+            <w:shd w:fill="F2F2F2" w:val="clear"/>
+          </w:tcPr>
+          <w:p>
+            <w:r>
+              <w:rPr>
+                <w:b/>
+                <w:bCs/>
+              </w:rPr>
+              <w:t xml:space="preserve">Margin trend</w:t>
+            </w:r>
+          </w:p>
+        </w:tc>
+        <w:tc>
+          <w:tcPr>
+            <w:tcW w:type="dxa" w:w="5800"/>
+          </w:tcPr>
+          <w:p>
+            <w:r>
+              <w:t xml:space="preserve">contracting</w:t>
+            </w:r>
+          </w:p>
+        </w:tc>
+      </w:tr>
+      <w:tr>
+        <w:tc>
+          <w:tcPr>
+            <w:tcW w:type="dxa" w:w="3200"/>
+            <w:shd w:fill="F2F2F2" w:val="clear"/>
+          </w:tcPr>
+          <w:p>
+            <w:r>
+              <w:rPr>
+                <w:b/>
+                <w:bCs/>
+              </w:rPr>
+              <w:t xml:space="preserve">Capex efficiency</w:t>
+            </w:r>
+          </w:p>
+        </w:tc>
+        <w:tc>
+          <w:tcPr>
+            <w:tcW w:type="dxa" w:w="5800"/>
+          </w:tcPr>
+          <w:p>
+            <w:r>
+              <w:t xml:space="preserve">value-destructive</w:t>
+            </w:r>
+          </w:p>
+        </w:tc>
+      </w:tr>
+    </w:tbl>
+    <w:p>
+      <w:pPr>
+        <w:spacing w:after="60" w:before="120"/>
+      </w:pPr>
+      <w:r>
+        <w:rPr>
+          <w:b/>
+          <w:bCs/>
+          <w:sz w:val="20"/>
+          <w:szCs w:val="20"/>
+        </w:rPr>
+        <w:t xml:space="preserve">Track record (Coffee Can persistence check): </w:t>
+      </w:r>
+      <w:r>
+        <w:rPr>
+          <w:sz w:val="20"/>
+          <w:szCs w:val="20"/>
+        </w:rPr>
+        <w:t xml:space="preserve">cleared revenue growth ≥10% AND ROCE ≥15% in 1 of the last 11 years (consistency_score 9)</w:t>
+      </w:r>
+    </w:p>
+    <w:p>
+      <w:pPr>
+        <w:spacing w:after="120"/>
+      </w:pPr>
+      <w:r>
+        <w:rPr>
+          <w:color w:val="666666"/>
+          <w:sz w:val="18"/>
+          <w:szCs w:val="18"/>
+        </w:rPr>
+        <w:t xml:space="preserve">Per screener.in consolidated (FY16-FY26): only FY22 (+56% revenue / ROCE 16%) cleared both bars. A highly cyclical dyes/intermediates maker with negative 5-yr sales CAGR; ROCE was 5-13% in most years, and FY26 reported profit is a DyStar/Senda arbitration windfall (~Rs 6,000 Cr other income), not operations -- operational ROCE FY26 was ~ -2%.</w:t>
+      </w:r>
+    </w:p>
+    <w:p>
+      <w:pPr>
+        <w:pStyle w:val="Heading1"/>
+        <w:spacing w:after="120" w:before="280"/>
+      </w:pPr>
+      <w:r>
         <w:t xml:space="preserve">Technical Read (Weekly / Monthly MACD + Bollinger Bands, or RSI/CCI/Williams %R proxy)</w:t>
       </w:r>
     </w:p>
@@ -463,6 +1081,34 @@
           <w:szCs w:val="24"/>
         </w:rPr>
         <w:t xml:space="preserve">10x-in-2-3-years is the only way this fits — purely as a speculative turnaround bet, not on demonstrated quality; weak historical ROE and an open promoter-credibility question mean this needs the debt funding and delivery to actually materialize first</w:t>
+      </w:r>
+    </w:p>
+    <w:p>
+      <w:pPr>
+        <w:spacing w:after="120"/>
+      </w:pPr>
+      <w:r>
+        <w:rPr>
+          <w:color w:val="666666"/>
+          <w:sz w:val="20"/>
+          <w:szCs w:val="20"/>
+        </w:rPr>
+        <w:t xml:space="preserve">4-box gate — tailwind: weak · TAM: weak · moat: weak · valuation: weak  (score 2 / 4)</w:t>
+      </w:r>
+    </w:p>
+    <w:p>
+      <w:pPr>
+        <w:spacing w:after="120"/>
+      </w:pPr>
+      <w:r>
+        <w:rPr>
+          <w:i/>
+          <w:iCs/>
+          <w:color w:val="666666"/>
+          <w:sz w:val="20"/>
+          <w:szCs w:val="20"/>
+        </w:rPr>
+        <w:t xml:space="preserve">Demand surge in dye/chemicals is a real but unconfirmed near-term catalyst on top of 5yrs of sales decline — tailwind weak; FY26 revenue +13.5% turn is an early-stage inflection, financial closure for the underpinning debt funding not yet achieved — tam weak; no distinct moat described; community flags a pattern of promoter over-promising — valuation weak given no market_expectation data and unresolved credibility risk.</w:t>
       </w:r>
     </w:p>
     <w:p>

--- a/projects/valuepickr-open-screen/docs/Kiri Industries.docx
+++ b/projects/valuepickr-open-screen/docs/Kiri Industries.docx
@@ -1189,6 +1189,155 @@
           <w:szCs w:val="18"/>
         </w:rPr>
         <w:t xml:space="preserve">This is independent research and analysis for informational purposes only, not personalized financial or investment advice. Past multi-bagger performance and forum/social sentiment are not indicators of future returns. Do your own due diligence before investing.</w:t>
+      </w:r>
+    </w:p>
+    <w:p/>
+    <w:p>
+      <w:r>
+        <w:rPr>
+          <w:b/>
+          <w:sz w:val="28"/>
+        </w:rPr>
+        <w:t>🔄 RESEARCH UPDATE - 2026-10-05</w:t>
+      </w:r>
+    </w:p>
+    <w:p>
+      <w:r>
+        <w:rPr>
+          <w:b/>
+        </w:rPr>
+        <w:t>📊 Key Metrics:</w:t>
+      </w:r>
+    </w:p>
+    <w:p>
+      <w:pPr>
+        <w:ind w:left="360"/>
+      </w:pPr>
+      <w:r>
+        <w:t xml:space="preserve">  • Company: Kiri Industries Ltd</w:t>
+      </w:r>
+    </w:p>
+    <w:p>
+      <w:pPr>
+        <w:ind w:left="360"/>
+      </w:pPr>
+      <w:r>
+        <w:t xml:space="preserve">  • Conviction: Not rated</w:t>
+      </w:r>
+    </w:p>
+    <w:p>
+      <w:pPr>
+        <w:ind w:left="360"/>
+      </w:pPr>
+      <w:r>
+        <w:t xml:space="preserve">  • Thesis: 10x-in-2-3-years is the only way this fits — purely as a speculative turnaround bet, not on demonstrated quality; weak historical ROE and an open promoter-credibility question mean this needs the debt funding and delivery to actually materialize first</w:t>
+      </w:r>
+    </w:p>
+    <w:p>
+      <w:pPr>
+        <w:ind w:left="360"/>
+      </w:pPr>
+      <w:r>
+        <w:t xml:space="preserve">  • 4-Box Score: 2.0</w:t>
+      </w:r>
+    </w:p>
+    <w:p>
+      <w:pPr>
+        <w:ind w:left="360"/>
+      </w:pPr>
+      <w:r>
+        <w:t xml:space="preserve">  • Research Date: 2026-10-05</w:t>
+      </w:r>
+    </w:p>
+    <w:p>
+      <w:pPr>
+        <w:ind w:left="360"/>
+      </w:pPr>
+      <w:r>
+        <w:t xml:space="preserve">  • Red Flag: None</w:t>
+      </w:r>
+    </w:p>
+    <w:p/>
+    <w:p>
+      <w:r>
+        <w:rPr>
+          <w:b/>
+        </w:rPr>
+        <w:t>📝 Verdict:</w:t>
+      </w:r>
+    </w:p>
+    <w:p>
+      <w:pPr>
+        <w:ind w:left="360"/>
+      </w:pPr>
+      <w:r>
+        <w:t>Speculative turnaround, not a quality-gate pass yet — watch for financial closure news</w:t>
+      </w:r>
+    </w:p>
+    <w:p/>
+    <w:p>
+      <w:r>
+        <w:rPr>
+          <w:b/>
+        </w:rPr>
+        <w:t>📈 Bull Case:</w:t>
+      </w:r>
+    </w:p>
+    <w:p>
+      <w:pPr>
+        <w:ind w:left="360"/>
+      </w:pPr>
+      <w:r>
+        <w:t>Clear turnaround inflection: FY26 revenue growth +13.5% after 5 years of decline, debt reduction, improving debtor days</w:t>
+      </w:r>
+    </w:p>
+    <w:p>
+      <w:pPr>
+        <w:ind w:left="360"/>
+      </w:pPr>
+      <w:r>
+        <w:t>Demand surge in core dye/chemicals products cited as the near-term catalyst</w:t>
+      </w:r>
+    </w:p>
+    <w:p>
+      <w:pPr>
+        <w:ind w:left="360"/>
+      </w:pPr>
+      <w:r>
+        <w:t>Low current valuation relative to history if the turnaround sticks</w:t>
+      </w:r>
+    </w:p>
+    <w:p/>
+    <w:p>
+      <w:r>
+        <w:rPr>
+          <w:b/>
+        </w:rPr>
+        <w:t>📉 Bear Case:</w:t>
+      </w:r>
+    </w:p>
+    <w:p>
+      <w:pPr>
+        <w:ind w:left="360"/>
+      </w:pPr>
+      <w:r>
+        <w:t>Historical ROE (2.75-4.9%) is weak — this has not been a quality compounder, it's a bet on a turnaround actually completing</w:t>
+      </w:r>
+    </w:p>
+    <w:p>
+      <w:pPr>
+        <w:ind w:left="360"/>
+      </w:pPr>
+      <w:r>
+        <w:t>Financial closure for the debt funding underpinning the turnaround has not yet been achieved as of the latest post</w:t>
+      </w:r>
+    </w:p>
+    <w:p>
+      <w:pPr>
+        <w:ind w:left="360"/>
+      </w:pPr>
+      <w:r>
+        <w:t>Community specifically flags a pattern of promoter over-promising and non-transparent timelines — a credibility risk directly relevant to whether the turnaround thesis plays out</w:t>
       </w:r>
     </w:p>
     <w:sectPr>
